--- a/data/templates/遺言公正証書文案テンプレート.docx
+++ b/data/templates/遺言公正証書文案テンプレート.docx
@@ -850,7 +850,7 @@
       <w:pPr>
         <w:jc w:val="left"/>
         <w:rPr>
-          <w:rFonts w:ascii="ＭＳ 明朝" w:eastAsia="ＭＳ 明朝" w:hAnsi="ＭＳ 明朝" w:hint="eastAsia"/>
+          <w:rFonts w:ascii="ＭＳ 明朝" w:eastAsia="ＭＳ 明朝" w:hAnsi="ＭＳ 明朝"/>
           <w:sz w:val="32"/>
           <w:szCs w:val="32"/>
         </w:rPr>
@@ -993,7 +993,7 @@
       <w:pPr>
         <w:jc w:val="left"/>
         <w:rPr>
-          <w:rFonts w:ascii="ＭＳ 明朝" w:eastAsia="ＭＳ 明朝" w:hAnsi="ＭＳ 明朝" w:hint="eastAsia"/>
+          <w:rFonts w:ascii="ＭＳ 明朝" w:eastAsia="ＭＳ 明朝" w:hAnsi="ＭＳ 明朝"/>
           <w:sz w:val="32"/>
           <w:szCs w:val="32"/>
         </w:rPr>
@@ -2822,9 +2822,616 @@
     </w:p>
     <w:p>
       <w:pPr>
-        <w:jc w:val="left"/>
-        <w:rPr>
-          <w:rFonts w:ascii="ＭＳ 明朝" w:eastAsia="ＭＳ 明朝" w:hAnsi="ＭＳ 明朝"/>
+        <w:numPr>
+          <w:ilvl w:val="0"/>
+          <w:numId w:val="18"/>
+        </w:numPr>
+        <w:jc w:val="left"/>
+        <w:rPr>
+          <w:rFonts w:ascii="ＭＳ 明朝" w:eastAsia="ＭＳ 明朝" w:hAnsi="ＭＳ 明朝"/>
+          <w:sz w:val="32"/>
+          <w:szCs w:val="32"/>
+        </w:rPr>
+      </w:pPr>
+      <w:r>
+        <w:rPr>
+          <w:rFonts w:ascii="ＭＳ 明朝" w:eastAsia="ＭＳ 明朝" w:hAnsi="ＭＳ 明朝" w:hint="eastAsia"/>
+          <w:sz w:val="32"/>
+          <w:szCs w:val="32"/>
+        </w:rPr>
+        <w:t>土地</w:t>
+      </w:r>
+    </w:p>
+    <w:p>
+      <w:pPr>
+        <w:jc w:val="left"/>
+        <w:rPr>
+          <w:rFonts w:ascii="ＭＳ 明朝" w:eastAsia="ＭＳ 明朝" w:hAnsi="ＭＳ 明朝" w:hint="eastAsia"/>
+          <w:sz w:val="32"/>
+          <w:szCs w:val="32"/>
+        </w:rPr>
+      </w:pPr>
+      <w:r>
+        <w:rPr>
+          <w:rFonts w:ascii="ＭＳ 明朝" w:eastAsia="ＭＳ 明朝" w:hAnsi="ＭＳ 明朝" w:hint="eastAsia"/>
+          <w:sz w:val="32"/>
+          <w:szCs w:val="32"/>
+        </w:rPr>
+        <w:t>所在　■市■区■■■丁目</w:t>
+      </w:r>
+    </w:p>
+    <w:p>
+      <w:pPr>
+        <w:jc w:val="left"/>
+        <w:rPr>
+          <w:rFonts w:ascii="ＭＳ 明朝" w:eastAsia="ＭＳ 明朝" w:hAnsi="ＭＳ 明朝" w:hint="eastAsia"/>
+          <w:sz w:val="32"/>
+          <w:szCs w:val="32"/>
+        </w:rPr>
+      </w:pPr>
+      <w:r>
+        <w:rPr>
+          <w:rFonts w:ascii="ＭＳ 明朝" w:eastAsia="ＭＳ 明朝" w:hAnsi="ＭＳ 明朝" w:hint="eastAsia"/>
+          <w:sz w:val="32"/>
+          <w:szCs w:val="32"/>
+        </w:rPr>
+        <w:t xml:space="preserve">　地番　■番■</w:t>
+      </w:r>
+    </w:p>
+    <w:p>
+      <w:pPr>
+        <w:jc w:val="left"/>
+        <w:rPr>
+          <w:rFonts w:ascii="ＭＳ 明朝" w:eastAsia="ＭＳ 明朝" w:hAnsi="ＭＳ 明朝" w:hint="eastAsia"/>
+          <w:sz w:val="32"/>
+          <w:szCs w:val="32"/>
+        </w:rPr>
+      </w:pPr>
+      <w:r>
+        <w:rPr>
+          <w:rFonts w:ascii="ＭＳ 明朝" w:eastAsia="ＭＳ 明朝" w:hAnsi="ＭＳ 明朝" w:hint="eastAsia"/>
+          <w:sz w:val="32"/>
+          <w:szCs w:val="32"/>
+        </w:rPr>
+        <w:t xml:space="preserve">　地目　宅地</w:t>
+      </w:r>
+    </w:p>
+    <w:p>
+      <w:pPr>
+        <w:jc w:val="left"/>
+        <w:rPr>
+          <w:rFonts w:ascii="ＭＳ 明朝" w:eastAsia="ＭＳ 明朝" w:hAnsi="ＭＳ 明朝" w:hint="eastAsia"/>
+          <w:sz w:val="32"/>
+          <w:szCs w:val="32"/>
+        </w:rPr>
+      </w:pPr>
+      <w:r>
+        <w:rPr>
+          <w:rFonts w:ascii="ＭＳ 明朝" w:eastAsia="ＭＳ 明朝" w:hAnsi="ＭＳ 明朝" w:hint="eastAsia"/>
+          <w:sz w:val="32"/>
+          <w:szCs w:val="32"/>
+        </w:rPr>
+        <w:t xml:space="preserve">　地積　■.■㎡</w:t>
+      </w:r>
+    </w:p>
+    <w:p>
+      <w:pPr>
+        <w:jc w:val="left"/>
+        <w:rPr>
+          <w:rFonts w:ascii="ＭＳ 明朝" w:eastAsia="ＭＳ 明朝" w:hAnsi="ＭＳ 明朝" w:hint="eastAsia"/>
+          <w:sz w:val="32"/>
+          <w:szCs w:val="32"/>
+        </w:rPr>
+      </w:pPr>
+      <w:r>
+        <w:rPr>
+          <w:rFonts w:ascii="ＭＳ 明朝" w:eastAsia="ＭＳ 明朝" w:hAnsi="ＭＳ 明朝" w:hint="eastAsia"/>
+          <w:sz w:val="32"/>
+          <w:szCs w:val="32"/>
+        </w:rPr>
+        <w:t xml:space="preserve">　持分　■分の■</w:t>
+      </w:r>
+    </w:p>
+    <w:p>
+      <w:pPr>
+        <w:numPr>
+          <w:ilvl w:val="0"/>
+          <w:numId w:val="18"/>
+        </w:numPr>
+        <w:jc w:val="left"/>
+        <w:rPr>
+          <w:rFonts w:ascii="ＭＳ 明朝" w:eastAsia="ＭＳ 明朝" w:hAnsi="ＭＳ 明朝" w:hint="eastAsia"/>
+          <w:sz w:val="32"/>
+          <w:szCs w:val="32"/>
+        </w:rPr>
+      </w:pPr>
+      <w:r>
+        <w:rPr>
+          <w:rFonts w:ascii="ＭＳ 明朝" w:eastAsia="ＭＳ 明朝" w:hAnsi="ＭＳ 明朝" w:hint="eastAsia"/>
+          <w:sz w:val="32"/>
+          <w:szCs w:val="32"/>
+        </w:rPr>
+        <w:t>建物</w:t>
+      </w:r>
+    </w:p>
+    <w:p>
+      <w:pPr>
+        <w:jc w:val="left"/>
+        <w:rPr>
+          <w:rFonts w:ascii="ＭＳ 明朝" w:eastAsia="ＭＳ 明朝" w:hAnsi="ＭＳ 明朝" w:hint="eastAsia"/>
+          <w:sz w:val="32"/>
+          <w:szCs w:val="32"/>
+        </w:rPr>
+      </w:pPr>
+      <w:r>
+        <w:rPr>
+          <w:rFonts w:ascii="ＭＳ 明朝" w:eastAsia="ＭＳ 明朝" w:hAnsi="ＭＳ 明朝" w:hint="eastAsia"/>
+          <w:sz w:val="32"/>
+          <w:szCs w:val="32"/>
+        </w:rPr>
+        <w:t xml:space="preserve">　所在　■市■区■■■丁目</w:t>
+      </w:r>
+    </w:p>
+    <w:p>
+      <w:pPr>
+        <w:jc w:val="left"/>
+        <w:rPr>
+          <w:rFonts w:ascii="ＭＳ 明朝" w:eastAsia="ＭＳ 明朝" w:hAnsi="ＭＳ 明朝" w:hint="eastAsia"/>
+          <w:sz w:val="32"/>
+          <w:szCs w:val="32"/>
+        </w:rPr>
+      </w:pPr>
+      <w:r>
+        <w:rPr>
+          <w:rFonts w:ascii="ＭＳ 明朝" w:eastAsia="ＭＳ 明朝" w:hAnsi="ＭＳ 明朝" w:hint="eastAsia"/>
+          <w:sz w:val="32"/>
+          <w:szCs w:val="32"/>
+        </w:rPr>
+        <w:t xml:space="preserve">　家屋番号　■番■</w:t>
+      </w:r>
+    </w:p>
+    <w:p>
+      <w:pPr>
+        <w:jc w:val="left"/>
+        <w:rPr>
+          <w:rFonts w:ascii="ＭＳ 明朝" w:eastAsia="ＭＳ 明朝" w:hAnsi="ＭＳ 明朝" w:hint="eastAsia"/>
+          <w:sz w:val="32"/>
+          <w:szCs w:val="32"/>
+        </w:rPr>
+      </w:pPr>
+      <w:r>
+        <w:rPr>
+          <w:rFonts w:ascii="ＭＳ 明朝" w:eastAsia="ＭＳ 明朝" w:hAnsi="ＭＳ 明朝" w:hint="eastAsia"/>
+          <w:sz w:val="32"/>
+          <w:szCs w:val="32"/>
+        </w:rPr>
+        <w:t xml:space="preserve">　種類　居宅</w:t>
+      </w:r>
+    </w:p>
+    <w:p>
+      <w:pPr>
+        <w:jc w:val="left"/>
+        <w:rPr>
+          <w:rFonts w:ascii="ＭＳ 明朝" w:eastAsia="ＭＳ 明朝" w:hAnsi="ＭＳ 明朝" w:hint="eastAsia"/>
+          <w:sz w:val="32"/>
+          <w:szCs w:val="32"/>
+        </w:rPr>
+      </w:pPr>
+      <w:r>
+        <w:rPr>
+          <w:rFonts w:ascii="ＭＳ 明朝" w:eastAsia="ＭＳ 明朝" w:hAnsi="ＭＳ 明朝" w:hint="eastAsia"/>
+          <w:sz w:val="32"/>
+          <w:szCs w:val="32"/>
+        </w:rPr>
+        <w:t xml:space="preserve">　構造　木造　■■建</w:t>
+      </w:r>
+    </w:p>
+    <w:p>
+      <w:pPr>
+        <w:jc w:val="left"/>
+        <w:rPr>
+          <w:rFonts w:ascii="ＭＳ 明朝" w:eastAsia="ＭＳ 明朝" w:hAnsi="ＭＳ 明朝" w:hint="eastAsia"/>
+          <w:sz w:val="32"/>
+          <w:szCs w:val="32"/>
+        </w:rPr>
+      </w:pPr>
+      <w:r>
+        <w:rPr>
+          <w:rFonts w:ascii="ＭＳ 明朝" w:eastAsia="ＭＳ 明朝" w:hAnsi="ＭＳ 明朝" w:hint="eastAsia"/>
+          <w:sz w:val="32"/>
+          <w:szCs w:val="32"/>
+        </w:rPr>
+        <w:t xml:space="preserve">　床面積　</w:t>
+      </w:r>
+      <w:r>
+        <w:rPr>
+          <w:rFonts w:ascii="ＭＳ 明朝" w:eastAsia="ＭＳ 明朝" w:hAnsi="ＭＳ 明朝"/>
+          <w:sz w:val="32"/>
+          <w:szCs w:val="32"/>
+        </w:rPr>
+        <w:t>1階　■.■㎡　2階　■.■㎡</w:t>
+      </w:r>
+    </w:p>
+    <w:p>
+      <w:pPr>
+        <w:jc w:val="left"/>
+        <w:rPr>
+          <w:rFonts w:ascii="ＭＳ 明朝" w:eastAsia="ＭＳ 明朝" w:hAnsi="ＭＳ 明朝" w:hint="eastAsia"/>
+          <w:sz w:val="32"/>
+          <w:szCs w:val="32"/>
+        </w:rPr>
+      </w:pPr>
+      <w:r>
+        <w:rPr>
+          <w:rFonts w:ascii="ＭＳ 明朝" w:eastAsia="ＭＳ 明朝" w:hAnsi="ＭＳ 明朝" w:hint="eastAsia"/>
+          <w:sz w:val="32"/>
+          <w:szCs w:val="32"/>
+        </w:rPr>
+        <w:t xml:space="preserve">　持分　■分の■</w:t>
+      </w:r>
+    </w:p>
+    <w:p>
+      <w:pPr>
+        <w:numPr>
+          <w:ilvl w:val="0"/>
+          <w:numId w:val="18"/>
+        </w:numPr>
+        <w:jc w:val="left"/>
+        <w:rPr>
+          <w:rFonts w:ascii="ＭＳ 明朝" w:eastAsia="ＭＳ 明朝" w:hAnsi="ＭＳ 明朝" w:hint="eastAsia"/>
+          <w:sz w:val="32"/>
+          <w:szCs w:val="32"/>
+        </w:rPr>
+      </w:pPr>
+      <w:r>
+        <w:rPr>
+          <w:rFonts w:ascii="ＭＳ 明朝" w:eastAsia="ＭＳ 明朝" w:hAnsi="ＭＳ 明朝" w:hint="eastAsia"/>
+          <w:sz w:val="32"/>
+          <w:szCs w:val="32"/>
+        </w:rPr>
+        <w:t>マンション</w:t>
+      </w:r>
+    </w:p>
+    <w:p>
+      <w:pPr>
+        <w:jc w:val="left"/>
+        <w:rPr>
+          <w:rFonts w:ascii="ＭＳ 明朝" w:eastAsia="ＭＳ 明朝" w:hAnsi="ＭＳ 明朝" w:hint="eastAsia"/>
+          <w:sz w:val="32"/>
+          <w:szCs w:val="32"/>
+        </w:rPr>
+      </w:pPr>
+      <w:r>
+        <w:rPr>
+          <w:rFonts w:ascii="ＭＳ 明朝" w:eastAsia="ＭＳ 明朝" w:hAnsi="ＭＳ 明朝" w:hint="eastAsia"/>
+          <w:sz w:val="32"/>
+          <w:szCs w:val="32"/>
+        </w:rPr>
+        <w:t>（一棟の建物の表示）</w:t>
+      </w:r>
+    </w:p>
+    <w:p>
+      <w:pPr>
+        <w:jc w:val="left"/>
+        <w:rPr>
+          <w:rFonts w:ascii="ＭＳ 明朝" w:eastAsia="ＭＳ 明朝" w:hAnsi="ＭＳ 明朝" w:hint="eastAsia"/>
+          <w:sz w:val="32"/>
+          <w:szCs w:val="32"/>
+        </w:rPr>
+      </w:pPr>
+      <w:r>
+        <w:rPr>
+          <w:rFonts w:ascii="ＭＳ 明朝" w:eastAsia="ＭＳ 明朝" w:hAnsi="ＭＳ 明朝" w:hint="eastAsia"/>
+          <w:sz w:val="32"/>
+          <w:szCs w:val="32"/>
+        </w:rPr>
+        <w:t>所在　■市■区■■■丁目　■番地■</w:t>
+      </w:r>
+    </w:p>
+    <w:p>
+      <w:pPr>
+        <w:jc w:val="left"/>
+        <w:rPr>
+          <w:rFonts w:ascii="ＭＳ 明朝" w:eastAsia="ＭＳ 明朝" w:hAnsi="ＭＳ 明朝" w:hint="eastAsia"/>
+          <w:sz w:val="32"/>
+          <w:szCs w:val="32"/>
+        </w:rPr>
+      </w:pPr>
+      <w:r>
+        <w:rPr>
+          <w:rFonts w:ascii="ＭＳ 明朝" w:eastAsia="ＭＳ 明朝" w:hAnsi="ＭＳ 明朝" w:hint="eastAsia"/>
+          <w:sz w:val="32"/>
+          <w:szCs w:val="32"/>
+        </w:rPr>
+        <w:t>建物の名称　■■■■■■</w:t>
+      </w:r>
+    </w:p>
+    <w:p>
+      <w:pPr>
+        <w:jc w:val="left"/>
+        <w:rPr>
+          <w:rFonts w:ascii="ＭＳ 明朝" w:eastAsia="ＭＳ 明朝" w:hAnsi="ＭＳ 明朝" w:hint="eastAsia"/>
+          <w:sz w:val="32"/>
+          <w:szCs w:val="32"/>
+        </w:rPr>
+      </w:pPr>
+      <w:r>
+        <w:rPr>
+          <w:rFonts w:ascii="ＭＳ 明朝" w:eastAsia="ＭＳ 明朝" w:hAnsi="ＭＳ 明朝" w:hint="eastAsia"/>
+          <w:sz w:val="32"/>
+          <w:szCs w:val="32"/>
+        </w:rPr>
+        <w:lastRenderedPageBreak/>
+        <w:t>（敷地権の目的である土地の表示）</w:t>
+      </w:r>
+    </w:p>
+    <w:p>
+      <w:pPr>
+        <w:jc w:val="left"/>
+        <w:rPr>
+          <w:rFonts w:ascii="ＭＳ 明朝" w:eastAsia="ＭＳ 明朝" w:hAnsi="ＭＳ 明朝" w:hint="eastAsia"/>
+          <w:sz w:val="32"/>
+          <w:szCs w:val="32"/>
+        </w:rPr>
+      </w:pPr>
+      <w:r>
+        <w:rPr>
+          <w:rFonts w:ascii="ＭＳ 明朝" w:eastAsia="ＭＳ 明朝" w:hAnsi="ＭＳ 明朝" w:hint="eastAsia"/>
+          <w:sz w:val="32"/>
+          <w:szCs w:val="32"/>
+        </w:rPr>
+        <w:t>土地の符号　1</w:t>
+      </w:r>
+    </w:p>
+    <w:p>
+      <w:pPr>
+        <w:jc w:val="left"/>
+        <w:rPr>
+          <w:rFonts w:ascii="ＭＳ 明朝" w:eastAsia="ＭＳ 明朝" w:hAnsi="ＭＳ 明朝" w:hint="eastAsia"/>
+          <w:sz w:val="32"/>
+          <w:szCs w:val="32"/>
+        </w:rPr>
+      </w:pPr>
+      <w:r>
+        <w:rPr>
+          <w:rFonts w:ascii="ＭＳ 明朝" w:eastAsia="ＭＳ 明朝" w:hAnsi="ＭＳ 明朝" w:hint="eastAsia"/>
+          <w:sz w:val="32"/>
+          <w:szCs w:val="32"/>
+        </w:rPr>
+        <w:t>所在及び地番　■市■区■■■丁目</w:t>
+      </w:r>
+    </w:p>
+    <w:p>
+      <w:pPr>
+        <w:jc w:val="left"/>
+        <w:rPr>
+          <w:rFonts w:ascii="ＭＳ 明朝" w:eastAsia="ＭＳ 明朝" w:hAnsi="ＭＳ 明朝" w:hint="eastAsia"/>
+          <w:sz w:val="32"/>
+          <w:szCs w:val="32"/>
+        </w:rPr>
+      </w:pPr>
+      <w:r>
+        <w:rPr>
+          <w:rFonts w:ascii="ＭＳ 明朝" w:eastAsia="ＭＳ 明朝" w:hAnsi="ＭＳ 明朝" w:hint="eastAsia"/>
+          <w:sz w:val="32"/>
+          <w:szCs w:val="32"/>
+        </w:rPr>
+        <w:t>地目　宅地</w:t>
+      </w:r>
+    </w:p>
+    <w:p>
+      <w:pPr>
+        <w:jc w:val="left"/>
+        <w:rPr>
+          <w:rFonts w:ascii="ＭＳ 明朝" w:eastAsia="ＭＳ 明朝" w:hAnsi="ＭＳ 明朝" w:hint="eastAsia"/>
+          <w:sz w:val="32"/>
+          <w:szCs w:val="32"/>
+        </w:rPr>
+      </w:pPr>
+      <w:r>
+        <w:rPr>
+          <w:rFonts w:ascii="ＭＳ 明朝" w:eastAsia="ＭＳ 明朝" w:hAnsi="ＭＳ 明朝" w:hint="eastAsia"/>
+          <w:sz w:val="32"/>
+          <w:szCs w:val="32"/>
+        </w:rPr>
+        <w:t>地積　■■■.■■㎡</w:t>
+      </w:r>
+    </w:p>
+    <w:p>
+      <w:pPr>
+        <w:jc w:val="left"/>
+        <w:rPr>
+          <w:rFonts w:ascii="ＭＳ 明朝" w:eastAsia="ＭＳ 明朝" w:hAnsi="ＭＳ 明朝" w:hint="eastAsia"/>
+          <w:sz w:val="32"/>
+          <w:szCs w:val="32"/>
+        </w:rPr>
+      </w:pPr>
+      <w:r>
+        <w:rPr>
+          <w:rFonts w:ascii="ＭＳ 明朝" w:eastAsia="ＭＳ 明朝" w:hAnsi="ＭＳ 明朝" w:hint="eastAsia"/>
+          <w:sz w:val="32"/>
+          <w:szCs w:val="32"/>
+        </w:rPr>
+        <w:t>（専有部分の建物の表示）</w:t>
+      </w:r>
+    </w:p>
+    <w:p>
+      <w:pPr>
+        <w:jc w:val="left"/>
+        <w:rPr>
+          <w:rFonts w:ascii="ＭＳ 明朝" w:eastAsia="ＭＳ 明朝" w:hAnsi="ＭＳ 明朝" w:hint="eastAsia"/>
+          <w:sz w:val="32"/>
+          <w:szCs w:val="32"/>
+        </w:rPr>
+      </w:pPr>
+      <w:r>
+        <w:rPr>
+          <w:rFonts w:ascii="ＭＳ 明朝" w:eastAsia="ＭＳ 明朝" w:hAnsi="ＭＳ 明朝" w:hint="eastAsia"/>
+          <w:sz w:val="32"/>
+          <w:szCs w:val="32"/>
+        </w:rPr>
+        <w:t>家屋番号　■■■丁目　■番■■■</w:t>
+      </w:r>
+    </w:p>
+    <w:p>
+      <w:pPr>
+        <w:jc w:val="left"/>
+        <w:rPr>
+          <w:rFonts w:ascii="ＭＳ 明朝" w:eastAsia="ＭＳ 明朝" w:hAnsi="ＭＳ 明朝" w:hint="eastAsia"/>
+          <w:sz w:val="32"/>
+          <w:szCs w:val="32"/>
+        </w:rPr>
+      </w:pPr>
+      <w:r>
+        <w:rPr>
+          <w:rFonts w:ascii="ＭＳ 明朝" w:eastAsia="ＭＳ 明朝" w:hAnsi="ＭＳ 明朝" w:hint="eastAsia"/>
+          <w:sz w:val="32"/>
+          <w:szCs w:val="32"/>
+        </w:rPr>
+        <w:t>建物の名称　■■■</w:t>
+      </w:r>
+    </w:p>
+    <w:p>
+      <w:pPr>
+        <w:jc w:val="left"/>
+        <w:rPr>
+          <w:rFonts w:ascii="ＭＳ 明朝" w:eastAsia="ＭＳ 明朝" w:hAnsi="ＭＳ 明朝" w:hint="eastAsia"/>
+          <w:sz w:val="32"/>
+          <w:szCs w:val="32"/>
+        </w:rPr>
+      </w:pPr>
+      <w:r>
+        <w:rPr>
+          <w:rFonts w:ascii="ＭＳ 明朝" w:eastAsia="ＭＳ 明朝" w:hAnsi="ＭＳ 明朝" w:hint="eastAsia"/>
+          <w:sz w:val="32"/>
+          <w:szCs w:val="32"/>
+        </w:rPr>
+        <w:t>種類　居宅</w:t>
+      </w:r>
+    </w:p>
+    <w:p>
+      <w:pPr>
+        <w:jc w:val="left"/>
+        <w:rPr>
+          <w:rFonts w:ascii="ＭＳ 明朝" w:eastAsia="ＭＳ 明朝" w:hAnsi="ＭＳ 明朝" w:hint="eastAsia"/>
+          <w:sz w:val="32"/>
+          <w:szCs w:val="32"/>
+        </w:rPr>
+      </w:pPr>
+      <w:r>
+        <w:rPr>
+          <w:rFonts w:ascii="ＭＳ 明朝" w:eastAsia="ＭＳ 明朝" w:hAnsi="ＭＳ 明朝" w:hint="eastAsia"/>
+          <w:sz w:val="32"/>
+          <w:szCs w:val="32"/>
+        </w:rPr>
+        <w:t>構造　鉄筋コンクリート造■階建</w:t>
+      </w:r>
+    </w:p>
+    <w:p>
+      <w:pPr>
+        <w:jc w:val="left"/>
+        <w:rPr>
+          <w:rFonts w:ascii="ＭＳ 明朝" w:eastAsia="ＭＳ 明朝" w:hAnsi="ＭＳ 明朝" w:hint="eastAsia"/>
+          <w:sz w:val="32"/>
+          <w:szCs w:val="32"/>
+        </w:rPr>
+      </w:pPr>
+      <w:r>
+        <w:rPr>
+          <w:rFonts w:ascii="ＭＳ 明朝" w:eastAsia="ＭＳ 明朝" w:hAnsi="ＭＳ 明朝" w:hint="eastAsia"/>
+          <w:sz w:val="32"/>
+          <w:szCs w:val="32"/>
+        </w:rPr>
+        <w:t>床面積　■階部分　■■■. ■■㎡</w:t>
+      </w:r>
+    </w:p>
+    <w:p>
+      <w:pPr>
+        <w:jc w:val="left"/>
+        <w:rPr>
+          <w:rFonts w:ascii="ＭＳ 明朝" w:eastAsia="ＭＳ 明朝" w:hAnsi="ＭＳ 明朝" w:hint="eastAsia"/>
+          <w:sz w:val="32"/>
+          <w:szCs w:val="32"/>
+        </w:rPr>
+      </w:pPr>
+      <w:r>
+        <w:rPr>
+          <w:rFonts w:ascii="ＭＳ 明朝" w:eastAsia="ＭＳ 明朝" w:hAnsi="ＭＳ 明朝" w:hint="eastAsia"/>
+          <w:sz w:val="32"/>
+          <w:szCs w:val="32"/>
+        </w:rPr>
+        <w:t>（敷地権の表示）</w:t>
+      </w:r>
+    </w:p>
+    <w:p>
+      <w:pPr>
+        <w:jc w:val="left"/>
+        <w:rPr>
+          <w:rFonts w:ascii="ＭＳ 明朝" w:eastAsia="ＭＳ 明朝" w:hAnsi="ＭＳ 明朝" w:hint="eastAsia"/>
+          <w:sz w:val="32"/>
+          <w:szCs w:val="32"/>
+        </w:rPr>
+      </w:pPr>
+      <w:r>
+        <w:rPr>
+          <w:rFonts w:ascii="ＭＳ 明朝" w:eastAsia="ＭＳ 明朝" w:hAnsi="ＭＳ 明朝" w:hint="eastAsia"/>
+          <w:sz w:val="32"/>
+          <w:szCs w:val="32"/>
+        </w:rPr>
+        <w:t>土地の符号　1</w:t>
+      </w:r>
+    </w:p>
+    <w:p>
+      <w:pPr>
+        <w:jc w:val="left"/>
+        <w:rPr>
+          <w:rFonts w:ascii="ＭＳ 明朝" w:eastAsia="ＭＳ 明朝" w:hAnsi="ＭＳ 明朝" w:hint="eastAsia"/>
+          <w:sz w:val="32"/>
+          <w:szCs w:val="32"/>
+        </w:rPr>
+      </w:pPr>
+      <w:r>
+        <w:rPr>
+          <w:rFonts w:ascii="ＭＳ 明朝" w:eastAsia="ＭＳ 明朝" w:hAnsi="ＭＳ 明朝" w:hint="eastAsia"/>
+          <w:sz w:val="32"/>
+          <w:szCs w:val="32"/>
+        </w:rPr>
+        <w:t>敷地権の種類　所有権</w:t>
+      </w:r>
+    </w:p>
+    <w:p>
+      <w:pPr>
+        <w:jc w:val="left"/>
+        <w:rPr>
+          <w:rFonts w:ascii="ＭＳ 明朝" w:eastAsia="ＭＳ 明朝" w:hAnsi="ＭＳ 明朝" w:hint="eastAsia"/>
+          <w:sz w:val="32"/>
+          <w:szCs w:val="32"/>
+        </w:rPr>
+      </w:pPr>
+      <w:r>
+        <w:rPr>
+          <w:rFonts w:ascii="ＭＳ 明朝" w:eastAsia="ＭＳ 明朝" w:hAnsi="ＭＳ 明朝" w:hint="eastAsia"/>
+          <w:sz w:val="32"/>
+          <w:szCs w:val="32"/>
+        </w:rPr>
+        <w:t>敷地権の割合　■■■■分の■■■■</w:t>
+      </w:r>
+    </w:p>
+    <w:p>
+      <w:pPr>
+        <w:jc w:val="left"/>
+        <w:rPr>
+          <w:rFonts w:ascii="ＭＳ 明朝" w:eastAsia="ＭＳ 明朝" w:hAnsi="ＭＳ 明朝" w:hint="eastAsia"/>
+          <w:sz w:val="32"/>
+          <w:szCs w:val="32"/>
+        </w:rPr>
+      </w:pPr>
+    </w:p>
+    <w:p>
+      <w:pPr>
+        <w:jc w:val="left"/>
+        <w:rPr>
+          <w:rFonts w:ascii="ＭＳ 明朝" w:eastAsia="ＭＳ 明朝" w:hAnsi="ＭＳ 明朝" w:hint="eastAsia"/>
           <w:sz w:val="32"/>
           <w:szCs w:val="32"/>
         </w:rPr>
@@ -4464,6 +5071,36 @@
   </w:num>
   <w:num w:numId="17" w16cid:durableId="469135207">
     <w:abstractNumId w:val="7"/>
+  </w:num>
+  <w:num w:numId="18" w16cid:durableId="208223030">
+    <w:abstractNumId w:val="1"/>
+    <w:lvlOverride w:ilvl="0">
+      <w:startOverride w:val="1"/>
+    </w:lvlOverride>
+    <w:lvlOverride w:ilvl="1">
+      <w:startOverride w:val="1"/>
+    </w:lvlOverride>
+    <w:lvlOverride w:ilvl="2">
+      <w:startOverride w:val="1"/>
+    </w:lvlOverride>
+    <w:lvlOverride w:ilvl="3">
+      <w:startOverride w:val="4"/>
+    </w:lvlOverride>
+    <w:lvlOverride w:ilvl="4">
+      <w:startOverride w:val="1"/>
+    </w:lvlOverride>
+    <w:lvlOverride w:ilvl="5">
+      <w:startOverride w:val="1"/>
+    </w:lvlOverride>
+    <w:lvlOverride w:ilvl="6">
+      <w:startOverride w:val="1"/>
+    </w:lvlOverride>
+    <w:lvlOverride w:ilvl="7">
+      <w:startOverride w:val="1"/>
+    </w:lvlOverride>
+    <w:lvlOverride w:ilvl="8">
+      <w:startOverride w:val="1"/>
+    </w:lvlOverride>
   </w:num>
 </w:numbering>
 </file>
@@ -4872,7 +5509,6 @@
   <w:style w:type="character" w:default="1" w:styleId="a0">
     <w:name w:val="Default Paragraph Font"/>
     <w:uiPriority w:val="1"/>
-    <w:semiHidden/>
     <w:unhideWhenUsed/>
   </w:style>
   <w:style w:type="table" w:default="1" w:styleId="a1">
